--- a/BaseDeDatos2/Parcial2.docx
+++ b/BaseDeDatos2/Parcial2.docx
@@ -18,6 +18,50 @@
           <w:szCs w:val="28"/>
         </w:rPr>
         <w:t>Base de Datos II – Evaluación Parcial 2</w:t>
+      </w:r>
+    </w:p>
+    <w:p>
+      <w:pPr>
+        <w:jc w:val="center"/>
+        <w:rPr>
+          <w:rFonts w:asciiTheme="majorHAnsi" w:hAnsiTheme="majorHAnsi" w:cstheme="majorHAnsi"/>
+          <w:sz w:val="28"/>
+          <w:szCs w:val="28"/>
+        </w:rPr>
+      </w:pPr>
+      <w:r>
+        <w:rPr>
+          <w:rFonts w:asciiTheme="majorHAnsi" w:hAnsiTheme="majorHAnsi" w:cstheme="majorHAnsi"/>
+          <w:sz w:val="28"/>
+          <w:szCs w:val="28"/>
+        </w:rPr>
+        <w:t>Alumno:</w:t>
+      </w:r>
+      <w:r>
+        <w:rPr>
+          <w:rFonts w:asciiTheme="majorHAnsi" w:hAnsiTheme="majorHAnsi" w:cstheme="majorHAnsi"/>
+          <w:sz w:val="28"/>
+          <w:szCs w:val="28"/>
+        </w:rPr>
+        <w:t xml:space="preserve"> </w:t>
+      </w:r>
+      <w:proofErr w:type="spellStart"/>
+      <w:r>
+        <w:rPr>
+          <w:rFonts w:asciiTheme="majorHAnsi" w:hAnsiTheme="majorHAnsi" w:cstheme="majorHAnsi"/>
+          <w:sz w:val="28"/>
+          <w:szCs w:val="28"/>
+        </w:rPr>
+        <w:t>Pichulman</w:t>
+      </w:r>
+      <w:proofErr w:type="spellEnd"/>
+      <w:r>
+        <w:rPr>
+          <w:rFonts w:asciiTheme="majorHAnsi" w:hAnsiTheme="majorHAnsi" w:cstheme="majorHAnsi"/>
+          <w:sz w:val="28"/>
+          <w:szCs w:val="28"/>
+        </w:rPr>
+        <w:t xml:space="preserve"> Cari Miguel Angel</w:t>
       </w:r>
     </w:p>
     <w:p>
@@ -293,6 +337,7 @@
         <w:ind w:left="708" w:firstLine="708"/>
       </w:pPr>
       <w:r>
+        <w:lastRenderedPageBreak/>
         <w:t>•nombre: "Mouse Inalámbrico Logitech"</w:t>
       </w:r>
     </w:p>
@@ -301,7 +346,6 @@
         <w:ind w:left="708" w:firstLine="708"/>
       </w:pPr>
       <w:r>
-        <w:lastRenderedPageBreak/>
         <w:t>•precio: 20000</w:t>
       </w:r>
     </w:p>
@@ -343,21 +387,12 @@
         </w:rPr>
       </w:pPr>
       <w:proofErr w:type="spellStart"/>
-      <w:proofErr w:type="gramStart"/>
-      <w:r>
-        <w:rPr>
-          <w:i/>
-          <w:iCs/>
-        </w:rPr>
-        <w:t>db.productos</w:t>
-      </w:r>
-      <w:proofErr w:type="gramEnd"/>
-      <w:r>
-        <w:rPr>
-          <w:i/>
-          <w:iCs/>
-        </w:rPr>
-        <w:t>.insertMany</w:t>
+      <w:r>
+        <w:rPr>
+          <w:i/>
+          <w:iCs/>
+        </w:rPr>
+        <w:t>db.productos.insertMany</w:t>
       </w:r>
       <w:proofErr w:type="spellEnd"/>
       <w:r>
@@ -795,7 +830,6 @@
         <w:ind w:firstLine="708"/>
       </w:pPr>
       <w:r>
-        <w:lastRenderedPageBreak/>
         <w:t xml:space="preserve">2. Actualización de </w:t>
       </w:r>
       <w:proofErr w:type="spellStart"/>
@@ -835,21 +869,12 @@
         </w:rPr>
       </w:pPr>
       <w:proofErr w:type="spellStart"/>
-      <w:proofErr w:type="gramStart"/>
-      <w:r>
-        <w:rPr>
-          <w:i/>
-          <w:iCs/>
-        </w:rPr>
-        <w:t>db.productos</w:t>
-      </w:r>
-      <w:proofErr w:type="gramEnd"/>
-      <w:r>
-        <w:rPr>
-          <w:i/>
-          <w:iCs/>
-        </w:rPr>
-        <w:t>.updateOne</w:t>
+      <w:r>
+        <w:rPr>
+          <w:i/>
+          <w:iCs/>
+        </w:rPr>
+        <w:t>db.productos.updateOne</w:t>
       </w:r>
       <w:proofErr w:type="spellEnd"/>
       <w:r>
@@ -873,23 +898,7 @@
           <w:i/>
           <w:iCs/>
         </w:rPr>
-        <w:t xml:space="preserve">  </w:t>
-      </w:r>
-      <w:proofErr w:type="gramStart"/>
-      <w:r>
-        <w:rPr>
-          <w:i/>
-          <w:iCs/>
-        </w:rPr>
-        <w:t>{ nombre</w:t>
-      </w:r>
-      <w:proofErr w:type="gramEnd"/>
-      <w:r>
-        <w:rPr>
-          <w:i/>
-          <w:iCs/>
-        </w:rPr>
-        <w:t xml:space="preserve">: "Teclado Mecánico </w:t>
+        <w:t xml:space="preserve">  { nombre: "Teclado Mecánico </w:t>
       </w:r>
       <w:proofErr w:type="spellStart"/>
       <w:r>
@@ -921,23 +930,7 @@
           <w:i/>
           <w:iCs/>
         </w:rPr>
-        <w:t xml:space="preserve">  </w:t>
-      </w:r>
-      <w:proofErr w:type="gramStart"/>
-      <w:r>
-        <w:rPr>
-          <w:i/>
-          <w:iCs/>
-        </w:rPr>
-        <w:t>{ $</w:t>
-      </w:r>
-      <w:proofErr w:type="gramEnd"/>
-      <w:r>
-        <w:rPr>
-          <w:i/>
-          <w:iCs/>
-        </w:rPr>
-        <w:t>set: { stock: 7 } }</w:t>
+        <w:t xml:space="preserve">  { $set: { stock: 7 } }</w:t>
       </w:r>
     </w:p>
     <w:p>
@@ -978,21 +971,12 @@
         </w:rPr>
       </w:pPr>
       <w:proofErr w:type="spellStart"/>
-      <w:proofErr w:type="gramStart"/>
-      <w:r>
-        <w:rPr>
-          <w:i/>
-          <w:iCs/>
-        </w:rPr>
-        <w:t>db.productos</w:t>
-      </w:r>
-      <w:proofErr w:type="gramEnd"/>
-      <w:r>
-        <w:rPr>
-          <w:i/>
-          <w:iCs/>
-        </w:rPr>
-        <w:t>.find</w:t>
+      <w:r>
+        <w:rPr>
+          <w:i/>
+          <w:iCs/>
+        </w:rPr>
+        <w:t>db.productos.find</w:t>
       </w:r>
       <w:proofErr w:type="spellEnd"/>
       <w:r>
@@ -1124,7 +1108,6 @@
     <w:p/>
     <w:p>
       <w:r>
-        <w:lastRenderedPageBreak/>
         <w:t>b. Escriba el comando para agregar el tag "RGB" a su array tags, evitando duplicados.</w:t>
       </w:r>
     </w:p>
@@ -1137,21 +1120,12 @@
         </w:rPr>
       </w:pPr>
       <w:proofErr w:type="spellStart"/>
-      <w:proofErr w:type="gramStart"/>
-      <w:r>
-        <w:rPr>
-          <w:i/>
-          <w:iCs/>
-        </w:rPr>
-        <w:t>db.productos</w:t>
-      </w:r>
-      <w:proofErr w:type="gramEnd"/>
-      <w:r>
-        <w:rPr>
-          <w:i/>
-          <w:iCs/>
-        </w:rPr>
-        <w:t>.updateOne</w:t>
+      <w:r>
+        <w:rPr>
+          <w:i/>
+          <w:iCs/>
+        </w:rPr>
+        <w:t>db.productos.updateOne</w:t>
       </w:r>
       <w:proofErr w:type="spellEnd"/>
       <w:r>
@@ -1175,23 +1149,7 @@
           <w:i/>
           <w:iCs/>
         </w:rPr>
-        <w:t xml:space="preserve">  </w:t>
-      </w:r>
-      <w:proofErr w:type="gramStart"/>
-      <w:r>
-        <w:rPr>
-          <w:i/>
-          <w:iCs/>
-        </w:rPr>
-        <w:t>{ nombre</w:t>
-      </w:r>
-      <w:proofErr w:type="gramEnd"/>
-      <w:r>
-        <w:rPr>
-          <w:i/>
-          <w:iCs/>
-        </w:rPr>
-        <w:t xml:space="preserve">: "Teclado Mecánico </w:t>
+        <w:t xml:space="preserve">  { nombre: "Teclado Mecánico </w:t>
       </w:r>
       <w:proofErr w:type="spellStart"/>
       <w:r>
@@ -1223,18 +1181,9 @@
           <w:i/>
           <w:iCs/>
         </w:rPr>
-        <w:t xml:space="preserve">  </w:t>
-      </w:r>
-      <w:proofErr w:type="gramStart"/>
-      <w:r>
-        <w:rPr>
-          <w:i/>
-          <w:iCs/>
-        </w:rPr>
-        <w:t>{ $</w:t>
-      </w:r>
-      <w:proofErr w:type="spellStart"/>
-      <w:proofErr w:type="gramEnd"/>
+        <w:t xml:space="preserve">  { $</w:t>
+      </w:r>
+      <w:proofErr w:type="spellStart"/>
       <w:r>
         <w:rPr>
           <w:i/>
@@ -1286,21 +1235,12 @@
         </w:rPr>
       </w:pPr>
       <w:proofErr w:type="spellStart"/>
-      <w:proofErr w:type="gramStart"/>
-      <w:r>
-        <w:rPr>
-          <w:i/>
-          <w:iCs/>
-        </w:rPr>
-        <w:t>db.productos</w:t>
-      </w:r>
-      <w:proofErr w:type="gramEnd"/>
-      <w:r>
-        <w:rPr>
-          <w:i/>
-          <w:iCs/>
-        </w:rPr>
-        <w:t>.find</w:t>
+      <w:r>
+        <w:rPr>
+          <w:i/>
+          <w:iCs/>
+        </w:rPr>
+        <w:t>db.productos.find</w:t>
       </w:r>
       <w:proofErr w:type="spellEnd"/>
       <w:r>
@@ -1434,7 +1374,6 @@
     <w:p/>
     <w:p>
       <w:r>
-        <w:lastRenderedPageBreak/>
         <w:t>c. Escriba el comando que elimina el tag "oficina" del array tags del producto "Mouse Inalámbrico Logitech".</w:t>
       </w:r>
     </w:p>
@@ -1447,21 +1386,12 @@
         </w:rPr>
       </w:pPr>
       <w:proofErr w:type="spellStart"/>
-      <w:proofErr w:type="gramStart"/>
-      <w:r>
-        <w:rPr>
-          <w:i/>
-          <w:iCs/>
-        </w:rPr>
-        <w:t>db.productos</w:t>
-      </w:r>
-      <w:proofErr w:type="gramEnd"/>
-      <w:r>
-        <w:rPr>
-          <w:i/>
-          <w:iCs/>
-        </w:rPr>
-        <w:t>.updateOne</w:t>
+      <w:r>
+        <w:rPr>
+          <w:i/>
+          <w:iCs/>
+        </w:rPr>
+        <w:t>db.productos.updateOne</w:t>
       </w:r>
       <w:proofErr w:type="spellEnd"/>
       <w:r>
@@ -1485,23 +1415,7 @@
           <w:i/>
           <w:iCs/>
         </w:rPr>
-        <w:t xml:space="preserve">  </w:t>
-      </w:r>
-      <w:proofErr w:type="gramStart"/>
-      <w:r>
-        <w:rPr>
-          <w:i/>
-          <w:iCs/>
-        </w:rPr>
-        <w:t>{ nombre</w:t>
-      </w:r>
-      <w:proofErr w:type="gramEnd"/>
-      <w:r>
-        <w:rPr>
-          <w:i/>
-          <w:iCs/>
-        </w:rPr>
-        <w:t>: "Mouse Inalámbrico Logitech" },</w:t>
+        <w:t xml:space="preserve">  { nombre: "Mouse Inalámbrico Logitech" },</w:t>
       </w:r>
     </w:p>
     <w:p>
@@ -1517,18 +1431,9 @@
           <w:i/>
           <w:iCs/>
         </w:rPr>
-        <w:t xml:space="preserve">  </w:t>
-      </w:r>
-      <w:proofErr w:type="gramStart"/>
-      <w:r>
-        <w:rPr>
-          <w:i/>
-          <w:iCs/>
-        </w:rPr>
-        <w:t>{ $</w:t>
-      </w:r>
-      <w:proofErr w:type="spellStart"/>
-      <w:proofErr w:type="gramEnd"/>
+        <w:t xml:space="preserve">  { $</w:t>
+      </w:r>
+      <w:proofErr w:type="spellStart"/>
       <w:r>
         <w:rPr>
           <w:i/>
@@ -1580,21 +1485,12 @@
         </w:rPr>
       </w:pPr>
       <w:proofErr w:type="spellStart"/>
-      <w:proofErr w:type="gramStart"/>
-      <w:r>
-        <w:rPr>
-          <w:i/>
-          <w:iCs/>
-        </w:rPr>
-        <w:t>db.productos</w:t>
-      </w:r>
-      <w:proofErr w:type="gramEnd"/>
-      <w:r>
-        <w:rPr>
-          <w:i/>
-          <w:iCs/>
-        </w:rPr>
-        <w:t>.find</w:t>
+      <w:r>
+        <w:rPr>
+          <w:i/>
+          <w:iCs/>
+        </w:rPr>
+        <w:t>db.productos.find</w:t>
       </w:r>
       <w:proofErr w:type="spellEnd"/>
       <w:r>
@@ -1728,7 +1624,6 @@
     <w:p/>
     <w:p>
       <w:r>
-        <w:lastRenderedPageBreak/>
         <w:t>Optimización de Consultas</w:t>
       </w:r>
     </w:p>
@@ -1759,21 +1654,12 @@
         </w:rPr>
       </w:pPr>
       <w:proofErr w:type="spellStart"/>
-      <w:proofErr w:type="gramStart"/>
-      <w:r>
-        <w:rPr>
-          <w:i/>
-          <w:iCs/>
-        </w:rPr>
-        <w:t>db.productos</w:t>
-      </w:r>
-      <w:proofErr w:type="gramEnd"/>
-      <w:r>
-        <w:rPr>
-          <w:i/>
-          <w:iCs/>
-        </w:rPr>
-        <w:t>.createIndex</w:t>
+      <w:r>
+        <w:rPr>
+          <w:i/>
+          <w:iCs/>
+        </w:rPr>
+        <w:t>db.productos.createIndex</w:t>
       </w:r>
       <w:proofErr w:type="spellEnd"/>
       <w:r>
@@ -1926,21 +1812,12 @@
         </w:drawing>
       </w:r>
       <w:proofErr w:type="spellStart"/>
-      <w:proofErr w:type="gramStart"/>
-      <w:r>
-        <w:rPr>
-          <w:i/>
-          <w:iCs/>
-        </w:rPr>
-        <w:t>db.productos</w:t>
-      </w:r>
-      <w:proofErr w:type="gramEnd"/>
-      <w:r>
-        <w:rPr>
-          <w:i/>
-          <w:iCs/>
-        </w:rPr>
-        <w:t>.createIndex</w:t>
+      <w:r>
+        <w:rPr>
+          <w:i/>
+          <w:iCs/>
+        </w:rPr>
+        <w:t>db.productos.createIndex</w:t>
       </w:r>
       <w:proofErr w:type="spellEnd"/>
       <w:r>
@@ -1976,13 +1853,8 @@
         <w:t xml:space="preserve">") sobre la consulta </w:t>
       </w:r>
       <w:proofErr w:type="spellStart"/>
-      <w:proofErr w:type="gramStart"/>
-      <w:r>
-        <w:t>db.productos</w:t>
-      </w:r>
-      <w:proofErr w:type="gramEnd"/>
-      <w:r>
-        <w:t>.find</w:t>
+      <w:r>
+        <w:t>db.productos.find</w:t>
       </w:r>
       <w:proofErr w:type="spellEnd"/>
       <w:r>
@@ -2057,7 +1929,6 @@
         </w:rPr>
       </w:pPr>
       <w:proofErr w:type="spellStart"/>
-      <w:proofErr w:type="gramStart"/>
       <w:r>
         <w:rPr>
           <w:rFonts w:eastAsia="Times New Roman" w:cstheme="minorHAnsi"/>
@@ -2065,17 +1936,7 @@
           <w:iCs/>
           <w:lang w:val="es-ES" w:eastAsia="es-ES"/>
         </w:rPr>
-        <w:t>db.productos</w:t>
-      </w:r>
-      <w:proofErr w:type="gramEnd"/>
-      <w:r>
-        <w:rPr>
-          <w:rFonts w:eastAsia="Times New Roman" w:cstheme="minorHAnsi"/>
-          <w:i/>
-          <w:iCs/>
-          <w:lang w:val="es-ES" w:eastAsia="es-ES"/>
-        </w:rPr>
-        <w:t>.find</w:t>
+        <w:t>db.productos.find</w:t>
       </w:r>
       <w:proofErr w:type="spellEnd"/>
       <w:r>
@@ -2549,7 +2410,6 @@
         <w:ind w:firstLine="708"/>
       </w:pPr>
       <w:r>
-        <w:lastRenderedPageBreak/>
         <w:t>2. Agregación – $</w:t>
       </w:r>
       <w:proofErr w:type="spellStart"/>
@@ -2589,21 +2449,12 @@
         </w:rPr>
       </w:pPr>
       <w:proofErr w:type="spellStart"/>
-      <w:proofErr w:type="gramStart"/>
-      <w:r>
-        <w:rPr>
-          <w:i/>
-          <w:iCs/>
-        </w:rPr>
-        <w:t>db.productos</w:t>
-      </w:r>
-      <w:proofErr w:type="gramEnd"/>
-      <w:r>
-        <w:rPr>
-          <w:i/>
-          <w:iCs/>
-        </w:rPr>
-        <w:t>.aggregate</w:t>
+      <w:r>
+        <w:rPr>
+          <w:i/>
+          <w:iCs/>
+        </w:rPr>
+        <w:t>db.productos.aggregate</w:t>
       </w:r>
       <w:proofErr w:type="spellEnd"/>
       <w:r>
@@ -2723,23 +2574,7 @@
           <w:i/>
           <w:iCs/>
         </w:rPr>
-        <w:t xml:space="preserve">: </w:t>
-      </w:r>
-      <w:proofErr w:type="gramStart"/>
-      <w:r>
-        <w:rPr>
-          <w:i/>
-          <w:iCs/>
-        </w:rPr>
-        <w:t>{ $</w:t>
-      </w:r>
-      <w:proofErr w:type="gramEnd"/>
-      <w:r>
-        <w:rPr>
-          <w:i/>
-          <w:iCs/>
-        </w:rPr>
-        <w:t>sum: "$stock" },</w:t>
+        <w:t>: { $sum: "$stock" },</w:t>
       </w:r>
     </w:p>
     <w:p>
@@ -2771,18 +2606,9 @@
           <w:i/>
           <w:iCs/>
         </w:rPr>
-        <w:t xml:space="preserve">: </w:t>
-      </w:r>
-      <w:proofErr w:type="gramStart"/>
-      <w:r>
-        <w:rPr>
-          <w:i/>
-          <w:iCs/>
-        </w:rPr>
-        <w:t>{ $</w:t>
-      </w:r>
-      <w:proofErr w:type="spellStart"/>
-      <w:proofErr w:type="gramEnd"/>
+        <w:t>: { $</w:t>
+      </w:r>
+      <w:proofErr w:type="spellStart"/>
       <w:r>
         <w:rPr>
           <w:i/>
@@ -2840,6 +2666,63 @@
         </w:rPr>
       </w:pPr>
       <w:r>
+        <w:drawing>
+          <wp:anchor distT="0" distB="0" distL="114300" distR="114300" simplePos="0" relativeHeight="251665408" behindDoc="0" locked="0" layoutInCell="1" allowOverlap="1" wp14:anchorId="3AE2F7CC" wp14:editId="57DC3060">
+            <wp:simplePos x="0" y="0"/>
+            <wp:positionH relativeFrom="page">
+              <wp:posOffset>1295400</wp:posOffset>
+            </wp:positionH>
+            <wp:positionV relativeFrom="paragraph">
+              <wp:posOffset>274320</wp:posOffset>
+            </wp:positionV>
+            <wp:extent cx="4733925" cy="2049553"/>
+            <wp:effectExtent l="0" t="0" r="0" b="8255"/>
+            <wp:wrapNone/>
+            <wp:docPr id="8" name="Imagen 8"/>
+            <wp:cNvGraphicFramePr>
+              <a:graphicFrameLocks xmlns:a="http://schemas.openxmlformats.org/drawingml/2006/main" noChangeAspect="1"/>
+            </wp:cNvGraphicFramePr>
+            <a:graphic xmlns:a="http://schemas.openxmlformats.org/drawingml/2006/main">
+              <a:graphicData uri="http://schemas.openxmlformats.org/drawingml/2006/picture">
+                <pic:pic xmlns:pic="http://schemas.openxmlformats.org/drawingml/2006/picture">
+                  <pic:nvPicPr>
+                    <pic:cNvPr id="1" name=""/>
+                    <pic:cNvPicPr/>
+                  </pic:nvPicPr>
+                  <pic:blipFill>
+                    <a:blip r:embed="rId14">
+                      <a:extLst>
+                        <a:ext uri="{28A0092B-C50C-407E-A947-70E740481C1C}">
+                          <a14:useLocalDpi xmlns:a14="http://schemas.microsoft.com/office/drawing/2010/main" val="0"/>
+                        </a:ext>
+                      </a:extLst>
+                    </a:blip>
+                    <a:stretch>
+                      <a:fillRect/>
+                    </a:stretch>
+                  </pic:blipFill>
+                  <pic:spPr>
+                    <a:xfrm>
+                      <a:off x="0" y="0"/>
+                      <a:ext cx="4739095" cy="2051791"/>
+                    </a:xfrm>
+                    <a:prstGeom prst="rect">
+                      <a:avLst/>
+                    </a:prstGeom>
+                  </pic:spPr>
+                </pic:pic>
+              </a:graphicData>
+            </a:graphic>
+            <wp14:sizeRelH relativeFrom="margin">
+              <wp14:pctWidth>0</wp14:pctWidth>
+            </wp14:sizeRelH>
+            <wp14:sizeRelV relativeFrom="margin">
+              <wp14:pctHeight>0</wp14:pctHeight>
+            </wp14:sizeRelV>
+          </wp:anchor>
+        </w:drawing>
+      </w:r>
+      <w:r>
         <w:rPr>
           <w:i/>
           <w:iCs/>
@@ -2911,6 +2794,7 @@
     <w:p/>
     <w:p/>
     <w:p/>
+    <w:p/>
     <w:p>
       <w:r>
         <w:t>Gestión operacional</w:t>
@@ -2918,7 +2802,6 @@
     </w:p>
     <w:p>
       <w:r>
-        <w:lastRenderedPageBreak/>
         <w:t xml:space="preserve">Aplicar comandos de terminal y comprender estrategias de </w:t>
       </w:r>
       <w:proofErr w:type="spellStart"/>
@@ -2949,6 +2832,82 @@
         <w:t>acceder a /home/usuario/Documentos. (Ambas carpetas están al mismo nivel).</w:t>
       </w:r>
     </w:p>
+    <w:p/>
+    <w:p>
+      <w:pPr>
+        <w:ind w:left="2832" w:firstLine="708"/>
+        <w:rPr>
+          <w:i/>
+          <w:iCs/>
+        </w:rPr>
+      </w:pPr>
+      <w:r>
+        <w:rPr>
+          <w:i/>
+          <w:iCs/>
+        </w:rPr>
+        <w:t>cd ../Documentos</w:t>
+      </w:r>
+    </w:p>
+    <w:p>
+      <w:r>
+        <w:drawing>
+          <wp:anchor distT="0" distB="0" distL="114300" distR="114300" simplePos="0" relativeHeight="251666432" behindDoc="0" locked="0" layoutInCell="1" allowOverlap="1" wp14:anchorId="768D3117" wp14:editId="4628EC4B">
+            <wp:simplePos x="0" y="0"/>
+            <wp:positionH relativeFrom="column">
+              <wp:posOffset>850265</wp:posOffset>
+            </wp:positionH>
+            <wp:positionV relativeFrom="paragraph">
+              <wp:posOffset>13335</wp:posOffset>
+            </wp:positionV>
+            <wp:extent cx="3962953" cy="1476581"/>
+            <wp:effectExtent l="0" t="0" r="0" b="9525"/>
+            <wp:wrapNone/>
+            <wp:docPr id="9" name="Imagen 9"/>
+            <wp:cNvGraphicFramePr>
+              <a:graphicFrameLocks xmlns:a="http://schemas.openxmlformats.org/drawingml/2006/main" noChangeAspect="1"/>
+            </wp:cNvGraphicFramePr>
+            <a:graphic xmlns:a="http://schemas.openxmlformats.org/drawingml/2006/main">
+              <a:graphicData uri="http://schemas.openxmlformats.org/drawingml/2006/picture">
+                <pic:pic xmlns:pic="http://schemas.openxmlformats.org/drawingml/2006/picture">
+                  <pic:nvPicPr>
+                    <pic:cNvPr id="1" name=""/>
+                    <pic:cNvPicPr/>
+                  </pic:nvPicPr>
+                  <pic:blipFill>
+                    <a:blip r:embed="rId15">
+                      <a:extLst>
+                        <a:ext uri="{28A0092B-C50C-407E-A947-70E740481C1C}">
+                          <a14:useLocalDpi xmlns:a14="http://schemas.microsoft.com/office/drawing/2010/main" val="0"/>
+                        </a:ext>
+                      </a:extLst>
+                    </a:blip>
+                    <a:stretch>
+                      <a:fillRect/>
+                    </a:stretch>
+                  </pic:blipFill>
+                  <pic:spPr>
+                    <a:xfrm>
+                      <a:off x="0" y="0"/>
+                      <a:ext cx="3962953" cy="1476581"/>
+                    </a:xfrm>
+                    <a:prstGeom prst="rect">
+                      <a:avLst/>
+                    </a:prstGeom>
+                  </pic:spPr>
+                </pic:pic>
+              </a:graphicData>
+            </a:graphic>
+          </wp:anchor>
+        </w:drawing>
+      </w:r>
+    </w:p>
+    <w:p/>
+    <w:p/>
+    <w:p/>
+    <w:p/>
+    <w:p/>
+    <w:p/>
     <w:p>
       <w:r>
         <w:t xml:space="preserve">b. La carpeta de logs </w:t>
@@ -2974,9 +2933,59 @@
       <w:pPr>
         <w:ind w:firstLine="708"/>
       </w:pPr>
-      <w:r>
-        <w:t>•el comando equivalente en Windows (CMD) para borrado recursivo sin confirmación.</w:t>
-      </w:r>
+      <w:proofErr w:type="spellStart"/>
+      <w:r>
+        <w:t>rmdir</w:t>
+      </w:r>
+      <w:proofErr w:type="spellEnd"/>
+      <w:r>
+        <w:t xml:space="preserve"> /s /q </w:t>
+      </w:r>
+      <w:proofErr w:type="spellStart"/>
+      <w:r>
+        <w:t>backups_temp</w:t>
+      </w:r>
+      <w:r>
+        <w:t>•el</w:t>
+      </w:r>
+      <w:proofErr w:type="spellEnd"/>
+      <w:r>
+        <w:t xml:space="preserve"> comando equivalente en Windows (CMD) para borrado recursivo sin confirmación.</w:t>
+      </w:r>
+    </w:p>
+    <w:p>
+      <w:pPr>
+        <w:ind w:left="2124" w:firstLine="708"/>
+        <w:rPr>
+          <w:i/>
+          <w:iCs/>
+        </w:rPr>
+      </w:pPr>
+      <w:proofErr w:type="spellStart"/>
+      <w:r>
+        <w:rPr>
+          <w:i/>
+          <w:iCs/>
+        </w:rPr>
+        <w:t>rmdir</w:t>
+      </w:r>
+      <w:proofErr w:type="spellEnd"/>
+      <w:r>
+        <w:rPr>
+          <w:i/>
+          <w:iCs/>
+        </w:rPr>
+        <w:t xml:space="preserve"> /s /q </w:t>
+      </w:r>
+      <w:proofErr w:type="spellStart"/>
+      <w:r>
+        <w:rPr>
+          <w:i/>
+          <w:iCs/>
+        </w:rPr>
+        <w:t>backups_temp</w:t>
+      </w:r>
+      <w:proofErr w:type="spellEnd"/>
     </w:p>
     <w:p/>
     <w:p>
@@ -3045,6 +3054,36 @@
     </w:p>
     <w:p>
       <w:r>
+        <w:t>Deben aplicarse dos archivos de respaldo.</w:t>
+      </w:r>
+    </w:p>
+    <w:p>
+      <w:r>
+        <w:t>U</w:t>
+      </w:r>
+      <w:r>
+        <w:t xml:space="preserve">n </w:t>
+      </w:r>
+      <w:proofErr w:type="spellStart"/>
+      <w:r>
+        <w:t>backup</w:t>
+      </w:r>
+      <w:proofErr w:type="spellEnd"/>
+      <w:r>
+        <w:t xml:space="preserve"> diferencial almacena todos los cambios ocurridos desde el último </w:t>
+      </w:r>
+      <w:proofErr w:type="spellStart"/>
+      <w:r>
+        <w:t>backup</w:t>
+      </w:r>
+      <w:proofErr w:type="spellEnd"/>
+      <w:r>
+        <w:t xml:space="preserve"> completo. Por lo tanto, el diferencial del jueves ya incluye los cambios de lunes, martes, miércoles y jueves, sin necesidad de aplicar los diferenciales anteriores.</w:t>
+      </w:r>
+    </w:p>
+    <w:p/>
+    <w:p>
+      <w:r>
         <w:t>b. Explique la diferencia fundamental entre RPO (</w:t>
       </w:r>
       <w:proofErr w:type="spellStart"/>
@@ -3088,6 +3127,54 @@
     </w:p>
     <w:p>
       <w:r>
+        <w:t>RPO (</w:t>
+      </w:r>
+      <w:proofErr w:type="spellStart"/>
+      <w:r>
+        <w:t>Recovery</w:t>
+      </w:r>
+      <w:proofErr w:type="spellEnd"/>
+      <w:r>
+        <w:t xml:space="preserve"> Point </w:t>
+      </w:r>
+      <w:proofErr w:type="spellStart"/>
+      <w:r>
+        <w:t>Objective</w:t>
+      </w:r>
+      <w:proofErr w:type="spellEnd"/>
+      <w:r>
+        <w:t>): cantidad máxima de datos que se pueden perder ante una falla.</w:t>
+      </w:r>
+    </w:p>
+    <w:p>
+      <w:r>
+        <w:t>RTO (</w:t>
+      </w:r>
+      <w:proofErr w:type="spellStart"/>
+      <w:r>
+        <w:t>Recovery</w:t>
+      </w:r>
+      <w:proofErr w:type="spellEnd"/>
+      <w:r>
+        <w:t xml:space="preserve"> Time </w:t>
+      </w:r>
+      <w:proofErr w:type="spellStart"/>
+      <w:r>
+        <w:t>Objective</w:t>
+      </w:r>
+      <w:proofErr w:type="spellEnd"/>
+      <w:r>
+        <w:t>): tiempo máximo permitido para recuperar el servicio y volver a operar.</w:t>
+      </w:r>
+    </w:p>
+    <w:p>
+      <w:r>
+        <w:t>Diferencia: el RPO se relaciona con la pérdida de datos, mientras que el RTO se relaciona con el tiempo de recuperación del sistema.</w:t>
+      </w:r>
+    </w:p>
+    <w:p/>
+    <w:p>
+      <w:r>
         <w:t>Presentación</w:t>
       </w:r>
     </w:p>
@@ -3102,7 +3189,7 @@
       </w:r>
     </w:p>
     <w:sectPr>
-      <w:headerReference w:type="default" r:id="rId14"/>
+      <w:headerReference w:type="default" r:id="rId16"/>
       <w:pgSz w:w="11906" w:h="16838"/>
       <w:pgMar w:top="1417" w:right="707" w:bottom="1417" w:left="851" w:header="708" w:footer="708" w:gutter="0"/>
       <w:cols w:space="708"/>
@@ -4020,6 +4107,17 @@
     <w:basedOn w:val="Fuentedeprrafopredeter"/>
     <w:rsid w:val="002E432E"/>
   </w:style>
+  <w:style w:type="character" w:styleId="Textoennegrita">
+    <w:name w:val="Strong"/>
+    <w:basedOn w:val="Fuentedeprrafopredeter"/>
+    <w:uiPriority w:val="22"/>
+    <w:qFormat/>
+    <w:rsid w:val="00B3098D"/>
+    <w:rPr>
+      <w:b/>
+      <w:bCs/>
+    </w:rPr>
+  </w:style>
 </w:styles>
 </file>
 
